--- a/docs/answers/as-propsofintegration.docx
+++ b/docs/answers/as-propsofintegration.docx
@@ -52,7 +52,7 @@
         </w:rPr>
         <w:t xml:space="preserve"> </w:t>
       </w:r>
-      <w:hyperlink r:id="rId20">
+      <w:hyperlink r:id="rId9">
         <w:r>
           <w:rPr>
             <w:rStyle w:val="Hyperlink"/>
@@ -82,7 +82,7 @@
         <w:t xml:space="preserve">Please attempt the questions before reading these answers!</w:t>
       </w:r>
     </w:p>
-    <w:bookmarkStart w:id="21" w:name="q1"/>
+    <w:bookmarkStart w:id="10" w:name="q1"/>
     <w:p>
       <w:pPr>
         <w:pStyle w:val="Heading3"/>
@@ -419,8 +419,8 @@
         <w:t xml:space="preserve">.</w:t>
       </w:r>
     </w:p>
-    <w:bookmarkEnd w:id="21"/>
-    <w:bookmarkStart w:id="22" w:name="q2"/>
+    <w:bookmarkEnd w:id="10"/>
+    <w:bookmarkStart w:id="11" w:name="q2"/>
     <w:p>
       <w:pPr>
         <w:pStyle w:val="Heading3"/>
@@ -995,8 +995,8 @@
         <w:t xml:space="preserve">.</w:t>
       </w:r>
     </w:p>
-    <w:bookmarkEnd w:id="22"/>
-    <w:bookmarkStart w:id="23" w:name="q3"/>
+    <w:bookmarkEnd w:id="11"/>
+    <w:bookmarkStart w:id="12" w:name="q3"/>
     <w:p>
       <w:pPr>
         <w:pStyle w:val="Heading3"/>
@@ -1598,8 +1598,8 @@
         <w:t xml:space="preserve">.</w:t>
       </w:r>
     </w:p>
-    <w:bookmarkEnd w:id="23"/>
-    <w:bookmarkStart w:id="24" w:name="q5"/>
+    <w:bookmarkEnd w:id="12"/>
+    <w:bookmarkStart w:id="13" w:name="q5"/>
     <w:p>
       <w:pPr>
         <w:pStyle w:val="Heading3"/>
@@ -1949,19 +1949,21 @@
           </m:rPr>
           <m:t>ln</m:t>
         </m:r>
-        <m:d>
-          <m:dPr>
-            <m:begChr m:val="|"/>
-            <m:sepChr m:val=""/>
-            <m:endChr m:val="|"/>
-            <m:grow/>
-          </m:dPr>
-          <m:e>
-            <m:r>
-              <m:t>x</m:t>
-            </m:r>
-          </m:e>
-        </m:d>
+        <m:r>
+          <m:rPr>
+            <m:sty m:val="p"/>
+          </m:rPr>
+          <m:t>|</m:t>
+        </m:r>
+        <m:r>
+          <m:t>x</m:t>
+        </m:r>
+        <m:r>
+          <m:rPr>
+            <m:sty m:val="p"/>
+          </m:rPr>
+          <m:t>|</m:t>
+        </m:r>
         <m:r>
           <m:rPr>
             <m:sty m:val="p"/>
@@ -2059,19 +2061,21 @@
           </m:rPr>
           <m:t>ln</m:t>
         </m:r>
-        <m:d>
-          <m:dPr>
-            <m:begChr m:val="|"/>
-            <m:sepChr m:val=""/>
-            <m:endChr m:val="|"/>
-            <m:grow/>
-          </m:dPr>
-          <m:e>
-            <m:r>
-              <m:t>x</m:t>
-            </m:r>
-          </m:e>
-        </m:d>
+        <m:r>
+          <m:rPr>
+            <m:sty m:val="p"/>
+          </m:rPr>
+          <m:t>|</m:t>
+        </m:r>
+        <m:r>
+          <m:t>x</m:t>
+        </m:r>
+        <m:r>
+          <m:rPr>
+            <m:sty m:val="p"/>
+          </m:rPr>
+          <m:t>|</m:t>
+        </m:r>
         <m:r>
           <m:rPr>
             <m:sty m:val="p"/>
@@ -2109,19 +2113,21 @@
           </m:rPr>
           <m:t>cos</m:t>
         </m:r>
-        <m:d>
-          <m:dPr>
-            <m:begChr m:val="("/>
-            <m:sepChr m:val=""/>
-            <m:endChr m:val=")"/>
-            <m:grow/>
-          </m:dPr>
-          <m:e>
-            <m:r>
-              <m:t>x</m:t>
-            </m:r>
-          </m:e>
-        </m:d>
+        <m:r>
+          <m:rPr>
+            <m:sty m:val="p"/>
+          </m:rPr>
+          <m:t>(</m:t>
+        </m:r>
+        <m:r>
+          <m:t>x</m:t>
+        </m:r>
+        <m:r>
+          <m:rPr>
+            <m:sty m:val="p"/>
+          </m:rPr>
+          <m:t>)</m:t>
+        </m:r>
         <m:r>
           <m:t> </m:t>
         </m:r>
@@ -2146,19 +2152,21 @@
           </m:rPr>
           <m:t>sin</m:t>
         </m:r>
-        <m:d>
-          <m:dPr>
-            <m:begChr m:val="("/>
-            <m:sepChr m:val=""/>
-            <m:endChr m:val=")"/>
-            <m:grow/>
-          </m:dPr>
-          <m:e>
-            <m:r>
-              <m:t>x</m:t>
-            </m:r>
-          </m:e>
-        </m:d>
+        <m:r>
+          <m:rPr>
+            <m:sty m:val="p"/>
+          </m:rPr>
+          <m:t>(</m:t>
+        </m:r>
+        <m:r>
+          <m:t>x</m:t>
+        </m:r>
+        <m:r>
+          <m:rPr>
+            <m:sty m:val="p"/>
+          </m:rPr>
+          <m:t>)</m:t>
+        </m:r>
         <m:r>
           <m:rPr>
             <m:sty m:val="p"/>
@@ -2199,22 +2207,24 @@
           </m:rPr>
           <m:t>sin</m:t>
         </m:r>
-        <m:d>
-          <m:dPr>
-            <m:begChr m:val="("/>
-            <m:sepChr m:val=""/>
-            <m:endChr m:val=")"/>
-            <m:grow/>
-          </m:dPr>
-          <m:e>
-            <m:r>
-              <m:t>2</m:t>
-            </m:r>
-            <m:r>
-              <m:t>x</m:t>
-            </m:r>
-          </m:e>
-        </m:d>
+        <m:r>
+          <m:rPr>
+            <m:sty m:val="p"/>
+          </m:rPr>
+          <m:t>(</m:t>
+        </m:r>
+        <m:r>
+          <m:t>2</m:t>
+        </m:r>
+        <m:r>
+          <m:t>x</m:t>
+        </m:r>
+        <m:r>
+          <m:rPr>
+            <m:sty m:val="p"/>
+          </m:rPr>
+          <m:t>)</m:t>
+        </m:r>
         <m:r>
           <m:t> </m:t>
         </m:r>
@@ -2260,22 +2270,24 @@
           </m:rPr>
           <m:t>cos</m:t>
         </m:r>
-        <m:d>
-          <m:dPr>
-            <m:begChr m:val="("/>
-            <m:sepChr m:val=""/>
-            <m:endChr m:val=")"/>
-            <m:grow/>
-          </m:dPr>
-          <m:e>
-            <m:r>
-              <m:t>2</m:t>
-            </m:r>
-            <m:r>
-              <m:t>x</m:t>
-            </m:r>
-          </m:e>
-        </m:d>
+        <m:r>
+          <m:rPr>
+            <m:sty m:val="p"/>
+          </m:rPr>
+          <m:t>(</m:t>
+        </m:r>
+        <m:r>
+          <m:t>2</m:t>
+        </m:r>
+        <m:r>
+          <m:t>x</m:t>
+        </m:r>
+        <m:r>
+          <m:rPr>
+            <m:sty m:val="p"/>
+          </m:rPr>
+          <m:t>)</m:t>
+        </m:r>
         <m:r>
           <m:rPr>
             <m:sty m:val="p"/>
@@ -2331,19 +2343,21 @@
           </m:rPr>
           <m:t>cos</m:t>
         </m:r>
-        <m:d>
-          <m:dPr>
-            <m:begChr m:val="("/>
-            <m:sepChr m:val=""/>
-            <m:endChr m:val=")"/>
-            <m:grow/>
-          </m:dPr>
-          <m:e>
-            <m:r>
-              <m:t>x</m:t>
-            </m:r>
-          </m:e>
-        </m:d>
+        <m:r>
+          <m:rPr>
+            <m:sty m:val="p"/>
+          </m:rPr>
+          <m:t>(</m:t>
+        </m:r>
+        <m:r>
+          <m:t>x</m:t>
+        </m:r>
+        <m:r>
+          <m:rPr>
+            <m:sty m:val="p"/>
+          </m:rPr>
+          <m:t>)</m:t>
+        </m:r>
         <m:r>
           <m:t> </m:t>
         </m:r>
@@ -2383,19 +2397,21 @@
           </m:rPr>
           <m:t>sin</m:t>
         </m:r>
-        <m:d>
-          <m:dPr>
-            <m:begChr m:val="("/>
-            <m:sepChr m:val=""/>
-            <m:endChr m:val=")"/>
-            <m:grow/>
-          </m:dPr>
-          <m:e>
-            <m:r>
-              <m:t>x</m:t>
-            </m:r>
-          </m:e>
-        </m:d>
+        <m:r>
+          <m:rPr>
+            <m:sty m:val="p"/>
+          </m:rPr>
+          <m:t>(</m:t>
+        </m:r>
+        <m:r>
+          <m:t>x</m:t>
+        </m:r>
+        <m:r>
+          <m:rPr>
+            <m:sty m:val="p"/>
+          </m:rPr>
+          <m:t>)</m:t>
+        </m:r>
         <m:r>
           <m:rPr>
             <m:sty m:val="p"/>
@@ -2436,22 +2452,24 @@
           </m:rPr>
           <m:t>cos</m:t>
         </m:r>
-        <m:d>
-          <m:dPr>
-            <m:begChr m:val="("/>
-            <m:sepChr m:val=""/>
-            <m:endChr m:val=")"/>
-            <m:grow/>
-          </m:dPr>
-          <m:e>
-            <m:r>
-              <m:t>3</m:t>
-            </m:r>
-            <m:r>
-              <m:t>x</m:t>
-            </m:r>
-          </m:e>
-        </m:d>
+        <m:r>
+          <m:rPr>
+            <m:sty m:val="p"/>
+          </m:rPr>
+          <m:t>(</m:t>
+        </m:r>
+        <m:r>
+          <m:t>3</m:t>
+        </m:r>
+        <m:r>
+          <m:t>x</m:t>
+        </m:r>
+        <m:r>
+          <m:rPr>
+            <m:sty m:val="p"/>
+          </m:rPr>
+          <m:t>)</m:t>
+        </m:r>
         <m:r>
           <m:t> </m:t>
         </m:r>
@@ -2491,22 +2509,24 @@
           </m:rPr>
           <m:t>sin</m:t>
         </m:r>
-        <m:d>
-          <m:dPr>
-            <m:begChr m:val="("/>
-            <m:sepChr m:val=""/>
-            <m:endChr m:val=")"/>
-            <m:grow/>
-          </m:dPr>
-          <m:e>
-            <m:r>
-              <m:t>3</m:t>
-            </m:r>
-            <m:r>
-              <m:t>x</m:t>
-            </m:r>
-          </m:e>
-        </m:d>
+        <m:r>
+          <m:rPr>
+            <m:sty m:val="p"/>
+          </m:rPr>
+          <m:t>(</m:t>
+        </m:r>
+        <m:r>
+          <m:t>3</m:t>
+        </m:r>
+        <m:r>
+          <m:t>x</m:t>
+        </m:r>
+        <m:r>
+          <m:rPr>
+            <m:sty m:val="p"/>
+          </m:rPr>
+          <m:t>)</m:t>
+        </m:r>
         <m:r>
           <m:rPr>
             <m:sty m:val="p"/>
@@ -2644,8 +2664,8 @@
         <w:t xml:space="preserve">.</w:t>
       </w:r>
     </w:p>
-    <w:bookmarkEnd w:id="24"/>
-    <w:bookmarkStart w:id="29" w:name="answers"/>
+    <w:bookmarkEnd w:id="13"/>
+    <w:bookmarkStart w:id="18" w:name="answers"/>
     <w:p>
       <w:pPr>
         <w:pStyle w:val="Heading2"/>
@@ -2654,7 +2674,7 @@
         <w:t xml:space="preserve">Answers</w:t>
       </w:r>
     </w:p>
-    <w:bookmarkStart w:id="25" w:name="q1-1"/>
+    <w:bookmarkStart w:id="14" w:name="q1-1"/>
     <w:p>
       <w:pPr>
         <w:pStyle w:val="Heading3"/>
@@ -2864,8 +2884,8 @@
         </m:r>
       </m:oMath>
     </w:p>
-    <w:bookmarkEnd w:id="25"/>
-    <w:bookmarkStart w:id="26" w:name="q2-1"/>
+    <w:bookmarkEnd w:id="14"/>
+    <w:bookmarkStart w:id="15" w:name="q2-1"/>
     <w:p>
       <w:pPr>
         <w:pStyle w:val="Heading3"/>
@@ -2955,8 +2975,8 @@
         </m:r>
       </m:oMath>
     </w:p>
-    <w:bookmarkEnd w:id="26"/>
-    <w:bookmarkStart w:id="27" w:name="q3-1"/>
+    <w:bookmarkEnd w:id="15"/>
+    <w:bookmarkStart w:id="16" w:name="q3-1"/>
     <w:p>
       <w:pPr>
         <w:pStyle w:val="Heading3"/>
@@ -2995,19 +3015,21 @@
               </m:rPr>
               <m:t>ln</m:t>
             </m:r>
-            <m:d>
-              <m:dPr>
-                <m:begChr m:val="("/>
-                <m:sepChr m:val=""/>
-                <m:endChr m:val=")"/>
-                <m:grow/>
-              </m:dPr>
-              <m:e>
-                <m:r>
-                  <m:t>3</m:t>
-                </m:r>
-              </m:e>
-            </m:d>
+            <m:r>
+              <m:rPr>
+                <m:sty m:val="p"/>
+              </m:rPr>
+              <m:t>(</m:t>
+            </m:r>
+            <m:r>
+              <m:t>3</m:t>
+            </m:r>
+            <m:r>
+              <m:rPr>
+                <m:sty m:val="p"/>
+              </m:rPr>
+              <m:t>)</m:t>
+            </m:r>
           </m:sup>
           <m:e>
             <m:r>
@@ -3259,37 +3281,39 @@
             </m:r>
           </m:sup>
         </m:sSup>
-        <m:d>
-          <m:dPr>
-            <m:begChr m:val="("/>
-            <m:sepChr m:val=""/>
-            <m:endChr m:val=")"/>
-            <m:grow/>
-          </m:dPr>
+        <m:r>
+          <m:rPr>
+            <m:sty m:val="p"/>
+          </m:rPr>
+          <m:t>(</m:t>
+        </m:r>
+        <m:r>
+          <m:t>1</m:t>
+        </m:r>
+        <m:r>
+          <m:rPr>
+            <m:sty m:val="p"/>
+          </m:rPr>
+          <m:t>−</m:t>
+        </m:r>
+        <m:sSup>
           <m:e>
             <m:r>
-              <m:t>1</m:t>
-            </m:r>
-            <m:r>
-              <m:rPr>
-                <m:sty m:val="p"/>
-              </m:rPr>
-              <m:t>−</m:t>
-            </m:r>
-            <m:sSup>
-              <m:e>
-                <m:r>
-                  <m:t>e</m:t>
-                </m:r>
-              </m:e>
-              <m:sup>
-                <m:r>
-                  <m:t>4</m:t>
-                </m:r>
-              </m:sup>
-            </m:sSup>
+              <m:t>e</m:t>
+            </m:r>
           </m:e>
-        </m:d>
+          <m:sup>
+            <m:r>
+              <m:t>4</m:t>
+            </m:r>
+          </m:sup>
+        </m:sSup>
+        <m:r>
+          <m:rPr>
+            <m:sty m:val="p"/>
+          </m:rPr>
+          <m:t>)</m:t>
+        </m:r>
       </m:oMath>
     </w:p>
     <w:p>
@@ -3365,19 +3389,21 @@
           </m:rPr>
           <m:t>ln</m:t>
         </m:r>
-        <m:d>
-          <m:dPr>
-            <m:begChr m:val="("/>
-            <m:sepChr m:val=""/>
-            <m:endChr m:val=")"/>
-            <m:grow/>
-          </m:dPr>
-          <m:e>
-            <m:r>
-              <m:t>2</m:t>
-            </m:r>
-          </m:e>
-        </m:d>
+        <m:r>
+          <m:rPr>
+            <m:sty m:val="p"/>
+          </m:rPr>
+          <m:t>(</m:t>
+        </m:r>
+        <m:r>
+          <m:t>2</m:t>
+        </m:r>
+        <m:r>
+          <m:rPr>
+            <m:sty m:val="p"/>
+          </m:rPr>
+          <m:t>)</m:t>
+        </m:r>
       </m:oMath>
     </w:p>
     <w:p>
@@ -3621,19 +3647,21 @@
             </m:r>
           </m:e>
         </m:nary>
-        <m:d>
-          <m:dPr>
-            <m:begChr m:val="("/>
-            <m:sepChr m:val=""/>
-            <m:endChr m:val=")"/>
-            <m:grow/>
-          </m:dPr>
-          <m:e>
-            <m:r>
-              <m:t>x</m:t>
-            </m:r>
-          </m:e>
-        </m:d>
+        <m:r>
+          <m:rPr>
+            <m:sty m:val="p"/>
+          </m:rPr>
+          <m:t>(</m:t>
+        </m:r>
+        <m:r>
+          <m:t>x</m:t>
+        </m:r>
+        <m:r>
+          <m:rPr>
+            <m:sty m:val="p"/>
+          </m:rPr>
+          <m:t>)</m:t>
+        </m:r>
         <m:r>
           <m:t> </m:t>
         </m:r>
@@ -3697,19 +3725,21 @@
             </m:r>
           </m:e>
         </m:nary>
-        <m:d>
-          <m:dPr>
-            <m:begChr m:val="("/>
-            <m:sepChr m:val=""/>
-            <m:endChr m:val=")"/>
-            <m:grow/>
-          </m:dPr>
-          <m:e>
-            <m:r>
-              <m:t>x</m:t>
-            </m:r>
-          </m:e>
-        </m:d>
+        <m:r>
+          <m:rPr>
+            <m:sty m:val="p"/>
+          </m:rPr>
+          <m:t>(</m:t>
+        </m:r>
+        <m:r>
+          <m:t>x</m:t>
+        </m:r>
+        <m:r>
+          <m:rPr>
+            <m:sty m:val="p"/>
+          </m:rPr>
+          <m:t>)</m:t>
+        </m:r>
         <m:r>
           <m:t> </m:t>
         </m:r>
@@ -3782,22 +3812,24 @@
             </m:r>
           </m:e>
         </m:nary>
-        <m:d>
-          <m:dPr>
-            <m:begChr m:val="("/>
-            <m:sepChr m:val=""/>
-            <m:endChr m:val=")"/>
-            <m:grow/>
-          </m:dPr>
-          <m:e>
-            <m:r>
-              <m:t>2</m:t>
-            </m:r>
-            <m:r>
-              <m:t>x</m:t>
-            </m:r>
-          </m:e>
-        </m:d>
+        <m:r>
+          <m:rPr>
+            <m:sty m:val="p"/>
+          </m:rPr>
+          <m:t>(</m:t>
+        </m:r>
+        <m:r>
+          <m:t>2</m:t>
+        </m:r>
+        <m:r>
+          <m:t>x</m:t>
+        </m:r>
+        <m:r>
+          <m:rPr>
+            <m:sty m:val="p"/>
+          </m:rPr>
+          <m:t>)</m:t>
+        </m:r>
         <m:r>
           <m:t> </m:t>
         </m:r>
@@ -3833,8 +3865,8 @@
         </m:f>
       </m:oMath>
     </w:p>
-    <w:bookmarkEnd w:id="27"/>
-    <w:bookmarkStart w:id="28" w:name="q4"/>
+    <w:bookmarkEnd w:id="16"/>
+    <w:bookmarkStart w:id="17" w:name="q4"/>
     <w:p>
       <w:pPr>
         <w:pStyle w:val="Heading3"/>
@@ -3892,22 +3924,24 @@
             </m:r>
           </m:e>
         </m:nary>
-        <m:d>
-          <m:dPr>
-            <m:begChr m:val="("/>
-            <m:sepChr m:val=""/>
-            <m:endChr m:val=")"/>
-            <m:grow/>
-          </m:dPr>
-          <m:e>
-            <m:r>
-              <m:t>2</m:t>
-            </m:r>
-            <m:r>
-              <m:t>x</m:t>
-            </m:r>
-          </m:e>
-        </m:d>
+        <m:r>
+          <m:rPr>
+            <m:sty m:val="p"/>
+          </m:rPr>
+          <m:t>(</m:t>
+        </m:r>
+        <m:r>
+          <m:t>2</m:t>
+        </m:r>
+        <m:r>
+          <m:t>x</m:t>
+        </m:r>
+        <m:r>
+          <m:rPr>
+            <m:sty m:val="p"/>
+          </m:rPr>
+          <m:t>)</m:t>
+        </m:r>
         <m:r>
           <m:t> </m:t>
         </m:r>
@@ -4006,22 +4040,24 @@
             </m:r>
           </m:e>
         </m:nary>
-        <m:d>
-          <m:dPr>
-            <m:begChr m:val="("/>
-            <m:sepChr m:val=""/>
-            <m:endChr m:val=")"/>
-            <m:grow/>
-          </m:dPr>
-          <m:e>
-            <m:r>
-              <m:t>3</m:t>
-            </m:r>
-            <m:r>
-              <m:t>x</m:t>
-            </m:r>
-          </m:e>
-        </m:d>
+        <m:r>
+          <m:rPr>
+            <m:sty m:val="p"/>
+          </m:rPr>
+          <m:t>(</m:t>
+        </m:r>
+        <m:r>
+          <m:t>3</m:t>
+        </m:r>
+        <m:r>
+          <m:t>x</m:t>
+        </m:r>
+        <m:r>
+          <m:rPr>
+            <m:sty m:val="p"/>
+          </m:rPr>
+          <m:t>)</m:t>
+        </m:r>
         <m:r>
           <m:t> </m:t>
         </m:r>
@@ -4109,9 +4145,9 @@
         </w:pict>
       </w:r>
     </w:p>
-    <w:bookmarkEnd w:id="28"/>
-    <w:bookmarkEnd w:id="29"/>
-    <w:bookmarkStart w:id="31" w:name="version-history-and-licensing"/>
+    <w:bookmarkEnd w:id="17"/>
+    <w:bookmarkEnd w:id="18"/>
+    <w:bookmarkStart w:id="20" w:name="version-history-and-licensing"/>
     <w:p>
       <w:pPr>
         <w:pStyle w:val="Heading2"/>
@@ -4132,7 +4168,7 @@
       <w:pPr>
         <w:pStyle w:val="BodyText"/>
       </w:pPr>
-      <w:hyperlink r:id="rId30">
+      <w:hyperlink r:id="rId19">
         <w:r>
           <w:rPr>
             <w:rStyle w:val="Hyperlink"/>
@@ -4141,7 +4177,7 @@
         </w:r>
       </w:hyperlink>
     </w:p>
-    <w:bookmarkEnd w:id="31"/>
+    <w:bookmarkEnd w:id="20"/>
     <w:sectPr>
       <w:pgSz w:h="15840" w:w="12240"/>
       <w:pgMar w:bottom="1440" w:footer="720" w:gutter="0" w:header="720" w:left="1440" w:right="1440" w:top="1440"/>
